--- a/Mil.Paperwork.Domain/Templates/HandoverCertificate23Template.docx
+++ b/Mil.Paperwork.Domain/Templates/HandoverCertificate23Template.docx
@@ -1,6 +1,6 @@
 
 <file path=word/document.xml><?xml version="1.0" encoding="utf-8"?>
-<w:document xmlns:wpc="http://schemas.microsoft.com/office/word/2010/wordprocessingCanvas" xmlns:cx="http://schemas.microsoft.com/office/drawing/2014/chartex" xmlns:cx1="http://schemas.microsoft.com/office/drawing/2015/9/8/chartex" xmlns:cx2="http://schemas.microsoft.com/office/drawing/2015/10/21/chartex" xmlns:cx3="http://schemas.microsoft.com/office/drawing/2016/5/9/chartex" xmlns:cx4="http://schemas.microsoft.com/office/drawing/2016/5/10/chartex" xmlns:cx5="http://schemas.microsoft.com/office/drawing/2016/5/11/chartex" xmlns:cx6="http://schemas.microsoft.com/office/drawing/2016/5/12/chartex" xmlns:cx7="http://schemas.microsoft.com/office/drawing/2016/5/13/chartex" xmlns:cx8="http://schemas.microsoft.com/office/drawing/2016/5/14/chartex" xmlns:mc="http://schemas.openxmlformats.org/markup-compatibility/2006" xmlns:aink="http://schemas.microsoft.com/office/drawing/2016/ink" xmlns:am3d="http://schemas.microsoft.com/office/drawing/2017/model3d" xmlns:o="urn:schemas-microsoft-com:office:office" xmlns:r="http://schemas.openxmlformats.org/officeDocument/2006/relationships" xmlns:m="http://schemas.openxmlformats.org/officeDocument/2006/math" xmlns:v="urn:schemas-microsoft-com:vml" xmlns:wp14="http://schemas.microsoft.com/office/word/2010/wordprocessingDrawing" xmlns:wp="http://schemas.openxmlformats.org/drawingml/2006/wordprocessingDrawing" xmlns:w10="urn:schemas-microsoft-com:office:word" xmlns:w="http://schemas.openxmlformats.org/wordprocessingml/2006/main" xmlns:w14="http://schemas.microsoft.com/office/word/2010/wordml" xmlns:w15="http://schemas.microsoft.com/office/word/2012/wordml" xmlns:w16cex="http://schemas.microsoft.com/office/word/2018/wordml/cex" xmlns:w16cid="http://schemas.microsoft.com/office/word/2016/wordml/cid" xmlns:w16="http://schemas.microsoft.com/office/word/2018/wordml" xmlns:w16sdtdh="http://schemas.microsoft.com/office/word/2020/wordml/sdtdatahash" xmlns:w16se="http://schemas.microsoft.com/office/word/2015/wordml/symex" xmlns:wpg="http://schemas.microsoft.com/office/word/2010/wordprocessingGroup" xmlns:wpi="http://schemas.microsoft.com/office/word/2010/wordprocessingInk" xmlns:wne="http://schemas.microsoft.com/office/word/2006/wordml" xmlns:wps="http://schemas.microsoft.com/office/word/2010/wordprocessingShape" mc:Ignorable="w14 w15 w16se w16cid w16 w16cex w16sdtdh wp14">
+<w:document xmlns:wpc="http://schemas.microsoft.com/office/word/2010/wordprocessingCanvas" xmlns:cx="http://schemas.microsoft.com/office/drawing/2014/chartex" xmlns:cx1="http://schemas.microsoft.com/office/drawing/2015/9/8/chartex" xmlns:cx2="http://schemas.microsoft.com/office/drawing/2015/10/21/chartex" xmlns:cx3="http://schemas.microsoft.com/office/drawing/2016/5/9/chartex" xmlns:cx4="http://schemas.microsoft.com/office/drawing/2016/5/10/chartex" xmlns:cx5="http://schemas.microsoft.com/office/drawing/2016/5/11/chartex" xmlns:cx6="http://schemas.microsoft.com/office/drawing/2016/5/12/chartex" xmlns:cx7="http://schemas.microsoft.com/office/drawing/2016/5/13/chartex" xmlns:cx8="http://schemas.microsoft.com/office/drawing/2016/5/14/chartex" xmlns:mc="http://schemas.openxmlformats.org/markup-compatibility/2006" xmlns:aink="http://schemas.microsoft.com/office/drawing/2016/ink" xmlns:am3d="http://schemas.microsoft.com/office/drawing/2017/model3d" xmlns:o="urn:schemas-microsoft-com:office:office" xmlns:oel="http://schemas.microsoft.com/office/2019/extlst" xmlns:r="http://schemas.openxmlformats.org/officeDocument/2006/relationships" xmlns:m="http://schemas.openxmlformats.org/officeDocument/2006/math" xmlns:v="urn:schemas-microsoft-com:vml" xmlns:wp14="http://schemas.microsoft.com/office/word/2010/wordprocessingDrawing" xmlns:wp="http://schemas.openxmlformats.org/drawingml/2006/wordprocessingDrawing" xmlns:w10="urn:schemas-microsoft-com:office:word" xmlns:w="http://schemas.openxmlformats.org/wordprocessingml/2006/main" xmlns:w14="http://schemas.microsoft.com/office/word/2010/wordml" xmlns:w15="http://schemas.microsoft.com/office/word/2012/wordml" xmlns:w16cex="http://schemas.microsoft.com/office/word/2018/wordml/cex" xmlns:w16cid="http://schemas.microsoft.com/office/word/2016/wordml/cid" xmlns:w16="http://schemas.microsoft.com/office/word/2018/wordml" xmlns:w16du="http://schemas.microsoft.com/office/word/2023/wordml/word16du" xmlns:w16sdtdh="http://schemas.microsoft.com/office/word/2020/wordml/sdtdatahash" xmlns:w16se="http://schemas.microsoft.com/office/word/2015/wordml/symex" xmlns:wpg="http://schemas.microsoft.com/office/word/2010/wordprocessingGroup" xmlns:wpi="http://schemas.microsoft.com/office/word/2010/wordprocessingInk" xmlns:wne="http://schemas.microsoft.com/office/word/2006/wordml" xmlns:wps="http://schemas.microsoft.com/office/word/2010/wordprocessingShape" mc:Ignorable="w14 w15 w16se w16cid w16 w16cex w16sdtdh w16du wp14">
   <w:body>
     <w:tbl>
       <w:tblPr>
@@ -59,9 +59,9 @@
                 <w:color w:val="000000"/>
                 <w:sz w:val="22"/>
                 <w:szCs w:val="22"/>
-                <w:lang w:eastAsia="en-US"/>
-              </w:rPr>
-              <w:instrText xml:space="preserve"> MERGEFIELD  MILITARY_UNIT  \* MERGEFORMAT </w:instrText>
+                <w:lang w:val="ru-RU" w:eastAsia="en-US"/>
+              </w:rPr>
+              <w:instrText xml:space="preserve"> MERGEFIELD  MIL_UNIT  \* MERGEFORMAT </w:instrText>
             </w:r>
             <w:r>
               <w:rPr>
@@ -78,10 +78,11 @@
               <w:rPr>
                 <w:b/>
                 <w:bCs/>
+                <w:noProof/>
                 <w:color w:val="000000"/>
                 <w:sz w:val="22"/>
                 <w:szCs w:val="22"/>
-                <w:lang w:eastAsia="en-US"/>
+                <w:lang w:val="ru-RU" w:eastAsia="en-US"/>
               </w:rPr>
               <w:t>«MIL_UNIT»</w:t>
             </w:r>
@@ -343,9 +344,9 @@
                 <w:color w:val="000000"/>
                 <w:sz w:val="22"/>
                 <w:szCs w:val="22"/>
-                <w:lang w:eastAsia="en-US"/>
-              </w:rPr>
-              <w:instrText xml:space="preserve"> MERGEFIELD  MILITARY_UNIT  \* MERGEFORMAT </w:instrText>
+                <w:lang w:val="ru-RU" w:eastAsia="en-US"/>
+              </w:rPr>
+              <w:instrText xml:space="preserve"> MERGEFIELD  MIL_UNIT  \* MERGEFORMAT </w:instrText>
             </w:r>
             <w:r>
               <w:rPr>
@@ -358,10 +359,11 @@
             </w:r>
             <w:r>
               <w:rPr>
+                <w:noProof/>
                 <w:color w:val="000000"/>
                 <w:sz w:val="22"/>
                 <w:szCs w:val="22"/>
-                <w:lang w:eastAsia="en-US"/>
+                <w:lang w:val="ru-RU" w:eastAsia="en-US"/>
               </w:rPr>
               <w:t>«MIL_UNIT»</w:t>
             </w:r>
@@ -413,9 +415,9 @@
                 <w:color w:val="000000"/>
                 <w:sz w:val="22"/>
                 <w:szCs w:val="22"/>
-                <w:lang w:eastAsia="en-US"/>
-              </w:rPr>
-              <w:instrText xml:space="preserve"> MERGEFIELD  COMMANDER_RANK  \* MERGEFORMAT </w:instrText>
+                <w:lang w:val="ru-RU" w:eastAsia="en-US"/>
+              </w:rPr>
+              <w:instrText xml:space="preserve"> MERGEFIELD  COMM_RANK  \* MERGEFORMAT </w:instrText>
             </w:r>
             <w:r>
               <w:rPr>
@@ -428,38 +430,14 @@
             </w:r>
             <w:r>
               <w:rPr>
-                <w:color w:val="000000"/>
-                <w:sz w:val="22"/>
-                <w:szCs w:val="22"/>
-                <w:lang w:eastAsia="en-US"/>
-              </w:rPr>
-              <w:t>«COMM_RANK»</w:t>
-            </w:r>
-            <w:r>
-              <w:rPr>
+                <w:noProof/>
                 <w:color w:val="000000"/>
                 <w:sz w:val="22"/>
                 <w:szCs w:val="22"/>
                 <w:lang w:val="ru-RU" w:eastAsia="en-US"/>
               </w:rPr>
-              <w:fldChar w:fldCharType="end"/>
-            </w:r>
-          </w:p>
-        </w:tc>
-        <w:tc>
-          <w:tcPr>
-            <w:tcW w:w="2946" w:type="dxa"/>
-            <w:shd w:val="clear" w:color="auto" w:fill="auto"/>
-          </w:tcPr>
-          <w:p>
-            <w:pPr>
-              <w:jc w:val="right"/>
-              <w:rPr>
-                <w:sz w:val="22"/>
-                <w:szCs w:val="22"/>
-                <w:lang w:val="en-US" w:eastAsia="en-US"/>
-              </w:rPr>
-            </w:pPr>
+              <w:t>«COMM_RANK»</w:t>
+            </w:r>
             <w:r>
               <w:rPr>
                 <w:color w:val="000000"/>
@@ -467,17 +445,24 @@
                 <w:szCs w:val="22"/>
                 <w:lang w:val="ru-RU" w:eastAsia="en-US"/>
               </w:rPr>
-              <w:fldChar w:fldCharType="begin"/>
-            </w:r>
-            <w:r>
-              <w:rPr>
-                <w:color w:val="000000"/>
+              <w:fldChar w:fldCharType="end"/>
+            </w:r>
+          </w:p>
+        </w:tc>
+        <w:tc>
+          <w:tcPr>
+            <w:tcW w:w="2946" w:type="dxa"/>
+            <w:shd w:val="clear" w:color="auto" w:fill="auto"/>
+          </w:tcPr>
+          <w:p>
+            <w:pPr>
+              <w:jc w:val="right"/>
+              <w:rPr>
                 <w:sz w:val="22"/>
                 <w:szCs w:val="22"/>
-                <w:lang w:eastAsia="en-US"/>
-              </w:rPr>
-              <w:instrText xml:space="preserve"> MERGEFIELD  UNIT_COMMANDER  \* MERGEFORMAT </w:instrText>
-            </w:r>
+                <w:lang w:val="en-US" w:eastAsia="en-US"/>
+              </w:rPr>
+            </w:pPr>
             <w:r>
               <w:rPr>
                 <w:color w:val="000000"/>
@@ -485,14 +470,33 @@
                 <w:szCs w:val="22"/>
                 <w:lang w:val="ru-RU" w:eastAsia="en-US"/>
               </w:rPr>
-              <w:fldChar w:fldCharType="separate"/>
+              <w:fldChar w:fldCharType="begin"/>
             </w:r>
             <w:r>
               <w:rPr>
                 <w:color w:val="000000"/>
                 <w:sz w:val="22"/>
                 <w:szCs w:val="22"/>
-                <w:lang w:eastAsia="en-US"/>
+                <w:lang w:val="ru-RU" w:eastAsia="en-US"/>
+              </w:rPr>
+              <w:instrText xml:space="preserve"> MERGEFIELD  UNIT_COMM  \* MERGEFORMAT </w:instrText>
+            </w:r>
+            <w:r>
+              <w:rPr>
+                <w:color w:val="000000"/>
+                <w:sz w:val="22"/>
+                <w:szCs w:val="22"/>
+                <w:lang w:val="ru-RU" w:eastAsia="en-US"/>
+              </w:rPr>
+              <w:fldChar w:fldCharType="separate"/>
+            </w:r>
+            <w:r>
+              <w:rPr>
+                <w:noProof/>
+                <w:color w:val="000000"/>
+                <w:sz w:val="22"/>
+                <w:szCs w:val="22"/>
+                <w:lang w:val="ru-RU" w:eastAsia="en-US"/>
               </w:rPr>
               <w:t>«UNIT_COMM»</w:t>
             </w:r>
@@ -1210,7 +1214,7 @@
                 <w:sz w:val="20"/>
                 <w:szCs w:val="20"/>
               </w:rPr>
-              <w:instrText xml:space="preserve"> MERGEFIELD  DOCUMENT_NUMBER  \* MERGEFORMAT </w:instrText>
+              <w:instrText xml:space="preserve"> MERGEFIELD  DOC_NUMBER  \* MERGEFORMAT </w:instrText>
             </w:r>
             <w:r>
               <w:rPr>
@@ -1229,7 +1233,6 @@
             </w:r>
             <w:r>
               <w:rPr>
-                <w:noProof/>
                 <w:sz w:val="20"/>
                 <w:szCs w:val="20"/>
               </w:rPr>
@@ -7261,7 +7264,7 @@
 </file>
 
 <file path=word/endnotes.xml><?xml version="1.0" encoding="utf-8"?>
-<w:endnotes xmlns:wpc="http://schemas.microsoft.com/office/word/2010/wordprocessingCanvas" xmlns:cx="http://schemas.microsoft.com/office/drawing/2014/chartex" xmlns:cx1="http://schemas.microsoft.com/office/drawing/2015/9/8/chartex" xmlns:cx2="http://schemas.microsoft.com/office/drawing/2015/10/21/chartex" xmlns:cx3="http://schemas.microsoft.com/office/drawing/2016/5/9/chartex" xmlns:cx4="http://schemas.microsoft.com/office/drawing/2016/5/10/chartex" xmlns:cx5="http://schemas.microsoft.com/office/drawing/2016/5/11/chartex" xmlns:cx6="http://schemas.microsoft.com/office/drawing/2016/5/12/chartex" xmlns:cx7="http://schemas.microsoft.com/office/drawing/2016/5/13/chartex" xmlns:cx8="http://schemas.microsoft.com/office/drawing/2016/5/14/chartex" xmlns:mc="http://schemas.openxmlformats.org/markup-compatibility/2006" xmlns:aink="http://schemas.microsoft.com/office/drawing/2016/ink" xmlns:am3d="http://schemas.microsoft.com/office/drawing/2017/model3d" xmlns:o="urn:schemas-microsoft-com:office:office" xmlns:r="http://schemas.openxmlformats.org/officeDocument/2006/relationships" xmlns:m="http://schemas.openxmlformats.org/officeDocument/2006/math" xmlns:v="urn:schemas-microsoft-com:vml" xmlns:wp14="http://schemas.microsoft.com/office/word/2010/wordprocessingDrawing" xmlns:wp="http://schemas.openxmlformats.org/drawingml/2006/wordprocessingDrawing" xmlns:w10="urn:schemas-microsoft-com:office:word" xmlns:w="http://schemas.openxmlformats.org/wordprocessingml/2006/main" xmlns:w14="http://schemas.microsoft.com/office/word/2010/wordml" xmlns:w15="http://schemas.microsoft.com/office/word/2012/wordml" xmlns:w16cex="http://schemas.microsoft.com/office/word/2018/wordml/cex" xmlns:w16cid="http://schemas.microsoft.com/office/word/2016/wordml/cid" xmlns:w16="http://schemas.microsoft.com/office/word/2018/wordml" xmlns:w16sdtdh="http://schemas.microsoft.com/office/word/2020/wordml/sdtdatahash" xmlns:w16se="http://schemas.microsoft.com/office/word/2015/wordml/symex" xmlns:wpg="http://schemas.microsoft.com/office/word/2010/wordprocessingGroup" xmlns:wpi="http://schemas.microsoft.com/office/word/2010/wordprocessingInk" xmlns:wne="http://schemas.microsoft.com/office/word/2006/wordml" xmlns:wps="http://schemas.microsoft.com/office/word/2010/wordprocessingShape" mc:Ignorable="w14 w15 w16se w16cid w16 w16cex w16sdtdh wp14">
+<w:endnotes xmlns:wpc="http://schemas.microsoft.com/office/word/2010/wordprocessingCanvas" xmlns:cx="http://schemas.microsoft.com/office/drawing/2014/chartex" xmlns:cx1="http://schemas.microsoft.com/office/drawing/2015/9/8/chartex" xmlns:cx2="http://schemas.microsoft.com/office/drawing/2015/10/21/chartex" xmlns:cx3="http://schemas.microsoft.com/office/drawing/2016/5/9/chartex" xmlns:cx4="http://schemas.microsoft.com/office/drawing/2016/5/10/chartex" xmlns:cx5="http://schemas.microsoft.com/office/drawing/2016/5/11/chartex" xmlns:cx6="http://schemas.microsoft.com/office/drawing/2016/5/12/chartex" xmlns:cx7="http://schemas.microsoft.com/office/drawing/2016/5/13/chartex" xmlns:cx8="http://schemas.microsoft.com/office/drawing/2016/5/14/chartex" xmlns:mc="http://schemas.openxmlformats.org/markup-compatibility/2006" xmlns:aink="http://schemas.microsoft.com/office/drawing/2016/ink" xmlns:am3d="http://schemas.microsoft.com/office/drawing/2017/model3d" xmlns:o="urn:schemas-microsoft-com:office:office" xmlns:oel="http://schemas.microsoft.com/office/2019/extlst" xmlns:r="http://schemas.openxmlformats.org/officeDocument/2006/relationships" xmlns:m="http://schemas.openxmlformats.org/officeDocument/2006/math" xmlns:v="urn:schemas-microsoft-com:vml" xmlns:wp14="http://schemas.microsoft.com/office/word/2010/wordprocessingDrawing" xmlns:wp="http://schemas.openxmlformats.org/drawingml/2006/wordprocessingDrawing" xmlns:w10="urn:schemas-microsoft-com:office:word" xmlns:w="http://schemas.openxmlformats.org/wordprocessingml/2006/main" xmlns:w14="http://schemas.microsoft.com/office/word/2010/wordml" xmlns:w15="http://schemas.microsoft.com/office/word/2012/wordml" xmlns:w16cex="http://schemas.microsoft.com/office/word/2018/wordml/cex" xmlns:w16cid="http://schemas.microsoft.com/office/word/2016/wordml/cid" xmlns:w16="http://schemas.microsoft.com/office/word/2018/wordml" xmlns:w16du="http://schemas.microsoft.com/office/word/2023/wordml/word16du" xmlns:w16sdtdh="http://schemas.microsoft.com/office/word/2020/wordml/sdtdatahash" xmlns:w16se="http://schemas.microsoft.com/office/word/2015/wordml/symex" xmlns:wpg="http://schemas.microsoft.com/office/word/2010/wordprocessingGroup" xmlns:wpi="http://schemas.microsoft.com/office/word/2010/wordprocessingInk" xmlns:wne="http://schemas.microsoft.com/office/word/2006/wordml" xmlns:wps="http://schemas.microsoft.com/office/word/2010/wordprocessingShape" mc:Ignorable="w14 w15 w16se w16cid w16 w16cex w16sdtdh w16du wp14">
   <w:endnote w:type="separator" w:id="-1">
     <w:p>
       <w:r>
@@ -7280,7 +7283,7 @@
 </file>
 
 <file path=word/footnotes.xml><?xml version="1.0" encoding="utf-8"?>
-<w:footnotes xmlns:wpc="http://schemas.microsoft.com/office/word/2010/wordprocessingCanvas" xmlns:cx="http://schemas.microsoft.com/office/drawing/2014/chartex" xmlns:cx1="http://schemas.microsoft.com/office/drawing/2015/9/8/chartex" xmlns:cx2="http://schemas.microsoft.com/office/drawing/2015/10/21/chartex" xmlns:cx3="http://schemas.microsoft.com/office/drawing/2016/5/9/chartex" xmlns:cx4="http://schemas.microsoft.com/office/drawing/2016/5/10/chartex" xmlns:cx5="http://schemas.microsoft.com/office/drawing/2016/5/11/chartex" xmlns:cx6="http://schemas.microsoft.com/office/drawing/2016/5/12/chartex" xmlns:cx7="http://schemas.microsoft.com/office/drawing/2016/5/13/chartex" xmlns:cx8="http://schemas.microsoft.com/office/drawing/2016/5/14/chartex" xmlns:mc="http://schemas.openxmlformats.org/markup-compatibility/2006" xmlns:aink="http://schemas.microsoft.com/office/drawing/2016/ink" xmlns:am3d="http://schemas.microsoft.com/office/drawing/2017/model3d" xmlns:o="urn:schemas-microsoft-com:office:office" xmlns:r="http://schemas.openxmlformats.org/officeDocument/2006/relationships" xmlns:m="http://schemas.openxmlformats.org/officeDocument/2006/math" xmlns:v="urn:schemas-microsoft-com:vml" xmlns:wp14="http://schemas.microsoft.com/office/word/2010/wordprocessingDrawing" xmlns:wp="http://schemas.openxmlformats.org/drawingml/2006/wordprocessingDrawing" xmlns:w10="urn:schemas-microsoft-com:office:word" xmlns:w="http://schemas.openxmlformats.org/wordprocessingml/2006/main" xmlns:w14="http://schemas.microsoft.com/office/word/2010/wordml" xmlns:w15="http://schemas.microsoft.com/office/word/2012/wordml" xmlns:w16cex="http://schemas.microsoft.com/office/word/2018/wordml/cex" xmlns:w16cid="http://schemas.microsoft.com/office/word/2016/wordml/cid" xmlns:w16="http://schemas.microsoft.com/office/word/2018/wordml" xmlns:w16sdtdh="http://schemas.microsoft.com/office/word/2020/wordml/sdtdatahash" xmlns:w16se="http://schemas.microsoft.com/office/word/2015/wordml/symex" xmlns:wpg="http://schemas.microsoft.com/office/word/2010/wordprocessingGroup" xmlns:wpi="http://schemas.microsoft.com/office/word/2010/wordprocessingInk" xmlns:wne="http://schemas.microsoft.com/office/word/2006/wordml" xmlns:wps="http://schemas.microsoft.com/office/word/2010/wordprocessingShape" mc:Ignorable="w14 w15 w16se w16cid w16 w16cex w16sdtdh wp14">
+<w:footnotes xmlns:wpc="http://schemas.microsoft.com/office/word/2010/wordprocessingCanvas" xmlns:cx="http://schemas.microsoft.com/office/drawing/2014/chartex" xmlns:cx1="http://schemas.microsoft.com/office/drawing/2015/9/8/chartex" xmlns:cx2="http://schemas.microsoft.com/office/drawing/2015/10/21/chartex" xmlns:cx3="http://schemas.microsoft.com/office/drawing/2016/5/9/chartex" xmlns:cx4="http://schemas.microsoft.com/office/drawing/2016/5/10/chartex" xmlns:cx5="http://schemas.microsoft.com/office/drawing/2016/5/11/chartex" xmlns:cx6="http://schemas.microsoft.com/office/drawing/2016/5/12/chartex" xmlns:cx7="http://schemas.microsoft.com/office/drawing/2016/5/13/chartex" xmlns:cx8="http://schemas.microsoft.com/office/drawing/2016/5/14/chartex" xmlns:mc="http://schemas.openxmlformats.org/markup-compatibility/2006" xmlns:aink="http://schemas.microsoft.com/office/drawing/2016/ink" xmlns:am3d="http://schemas.microsoft.com/office/drawing/2017/model3d" xmlns:o="urn:schemas-microsoft-com:office:office" xmlns:oel="http://schemas.microsoft.com/office/2019/extlst" xmlns:r="http://schemas.openxmlformats.org/officeDocument/2006/relationships" xmlns:m="http://schemas.openxmlformats.org/officeDocument/2006/math" xmlns:v="urn:schemas-microsoft-com:vml" xmlns:wp14="http://schemas.microsoft.com/office/word/2010/wordprocessingDrawing" xmlns:wp="http://schemas.openxmlformats.org/drawingml/2006/wordprocessingDrawing" xmlns:w10="urn:schemas-microsoft-com:office:word" xmlns:w="http://schemas.openxmlformats.org/wordprocessingml/2006/main" xmlns:w14="http://schemas.microsoft.com/office/word/2010/wordml" xmlns:w15="http://schemas.microsoft.com/office/word/2012/wordml" xmlns:w16cex="http://schemas.microsoft.com/office/word/2018/wordml/cex" xmlns:w16cid="http://schemas.microsoft.com/office/word/2016/wordml/cid" xmlns:w16="http://schemas.microsoft.com/office/word/2018/wordml" xmlns:w16du="http://schemas.microsoft.com/office/word/2023/wordml/word16du" xmlns:w16sdtdh="http://schemas.microsoft.com/office/word/2020/wordml/sdtdatahash" xmlns:w16se="http://schemas.microsoft.com/office/word/2015/wordml/symex" xmlns:wpg="http://schemas.microsoft.com/office/word/2010/wordprocessingGroup" xmlns:wpi="http://schemas.microsoft.com/office/word/2010/wordprocessingInk" xmlns:wne="http://schemas.microsoft.com/office/word/2006/wordml" xmlns:wps="http://schemas.microsoft.com/office/word/2010/wordprocessingShape" mc:Ignorable="w14 w15 w16se w16cid w16 w16cex w16sdtdh w16du wp14">
   <w:footnote w:type="separator" w:id="-1">
     <w:p>
       <w:r>
@@ -7299,7 +7302,7 @@
 </file>
 
 <file path=word/header1.xml><?xml version="1.0" encoding="utf-8"?>
-<w:hdr xmlns:wpc="http://schemas.microsoft.com/office/word/2010/wordprocessingCanvas" xmlns:cx="http://schemas.microsoft.com/office/drawing/2014/chartex" xmlns:cx1="http://schemas.microsoft.com/office/drawing/2015/9/8/chartex" xmlns:cx2="http://schemas.microsoft.com/office/drawing/2015/10/21/chartex" xmlns:cx3="http://schemas.microsoft.com/office/drawing/2016/5/9/chartex" xmlns:cx4="http://schemas.microsoft.com/office/drawing/2016/5/10/chartex" xmlns:cx5="http://schemas.microsoft.com/office/drawing/2016/5/11/chartex" xmlns:cx6="http://schemas.microsoft.com/office/drawing/2016/5/12/chartex" xmlns:cx7="http://schemas.microsoft.com/office/drawing/2016/5/13/chartex" xmlns:cx8="http://schemas.microsoft.com/office/drawing/2016/5/14/chartex" xmlns:mc="http://schemas.openxmlformats.org/markup-compatibility/2006" xmlns:aink="http://schemas.microsoft.com/office/drawing/2016/ink" xmlns:am3d="http://schemas.microsoft.com/office/drawing/2017/model3d" xmlns:o="urn:schemas-microsoft-com:office:office" xmlns:r="http://schemas.openxmlformats.org/officeDocument/2006/relationships" xmlns:m="http://schemas.openxmlformats.org/officeDocument/2006/math" xmlns:v="urn:schemas-microsoft-com:vml" xmlns:wp14="http://schemas.microsoft.com/office/word/2010/wordprocessingDrawing" xmlns:wp="http://schemas.openxmlformats.org/drawingml/2006/wordprocessingDrawing" xmlns:w10="urn:schemas-microsoft-com:office:word" xmlns:w="http://schemas.openxmlformats.org/wordprocessingml/2006/main" xmlns:w14="http://schemas.microsoft.com/office/word/2010/wordml" xmlns:w15="http://schemas.microsoft.com/office/word/2012/wordml" xmlns:w16cex="http://schemas.microsoft.com/office/word/2018/wordml/cex" xmlns:w16cid="http://schemas.microsoft.com/office/word/2016/wordml/cid" xmlns:w16="http://schemas.microsoft.com/office/word/2018/wordml" xmlns:w16sdtdh="http://schemas.microsoft.com/office/word/2020/wordml/sdtdatahash" xmlns:w16se="http://schemas.microsoft.com/office/word/2015/wordml/symex" xmlns:wpg="http://schemas.microsoft.com/office/word/2010/wordprocessingGroup" xmlns:wpi="http://schemas.microsoft.com/office/word/2010/wordprocessingInk" xmlns:wne="http://schemas.microsoft.com/office/word/2006/wordml" xmlns:wps="http://schemas.microsoft.com/office/word/2010/wordprocessingShape" mc:Ignorable="w14 w15 w16se w16cid w16 w16cex w16sdtdh wp14">
+<w:hdr xmlns:wpc="http://schemas.microsoft.com/office/word/2010/wordprocessingCanvas" xmlns:cx="http://schemas.microsoft.com/office/drawing/2014/chartex" xmlns:cx1="http://schemas.microsoft.com/office/drawing/2015/9/8/chartex" xmlns:cx2="http://schemas.microsoft.com/office/drawing/2015/10/21/chartex" xmlns:cx3="http://schemas.microsoft.com/office/drawing/2016/5/9/chartex" xmlns:cx4="http://schemas.microsoft.com/office/drawing/2016/5/10/chartex" xmlns:cx5="http://schemas.microsoft.com/office/drawing/2016/5/11/chartex" xmlns:cx6="http://schemas.microsoft.com/office/drawing/2016/5/12/chartex" xmlns:cx7="http://schemas.microsoft.com/office/drawing/2016/5/13/chartex" xmlns:cx8="http://schemas.microsoft.com/office/drawing/2016/5/14/chartex" xmlns:mc="http://schemas.openxmlformats.org/markup-compatibility/2006" xmlns:aink="http://schemas.microsoft.com/office/drawing/2016/ink" xmlns:am3d="http://schemas.microsoft.com/office/drawing/2017/model3d" xmlns:o="urn:schemas-microsoft-com:office:office" xmlns:oel="http://schemas.microsoft.com/office/2019/extlst" xmlns:r="http://schemas.openxmlformats.org/officeDocument/2006/relationships" xmlns:m="http://schemas.openxmlformats.org/officeDocument/2006/math" xmlns:v="urn:schemas-microsoft-com:vml" xmlns:wp14="http://schemas.microsoft.com/office/word/2010/wordprocessingDrawing" xmlns:wp="http://schemas.openxmlformats.org/drawingml/2006/wordprocessingDrawing" xmlns:w10="urn:schemas-microsoft-com:office:word" xmlns:w="http://schemas.openxmlformats.org/wordprocessingml/2006/main" xmlns:w14="http://schemas.microsoft.com/office/word/2010/wordml" xmlns:w15="http://schemas.microsoft.com/office/word/2012/wordml" xmlns:w16cex="http://schemas.microsoft.com/office/word/2018/wordml/cex" xmlns:w16cid="http://schemas.microsoft.com/office/word/2016/wordml/cid" xmlns:w16="http://schemas.microsoft.com/office/word/2018/wordml" xmlns:w16du="http://schemas.microsoft.com/office/word/2023/wordml/word16du" xmlns:w16sdtdh="http://schemas.microsoft.com/office/word/2020/wordml/sdtdatahash" xmlns:w16se="http://schemas.microsoft.com/office/word/2015/wordml/symex" xmlns:wpg="http://schemas.microsoft.com/office/word/2010/wordprocessingGroup" xmlns:wpi="http://schemas.microsoft.com/office/word/2010/wordprocessingInk" xmlns:wne="http://schemas.microsoft.com/office/word/2006/wordml" xmlns:wps="http://schemas.microsoft.com/office/word/2010/wordprocessingShape" mc:Ignorable="w14 w15 w16se w16cid w16 w16cex w16sdtdh w16du wp14">
   <w:p>
     <w:pPr>
       <w:pStyle w:val="a3"/>
@@ -7336,7 +7339,7 @@
 </file>
 
 <file path=word/header2.xml><?xml version="1.0" encoding="utf-8"?>
-<w:hdr xmlns:wpc="http://schemas.microsoft.com/office/word/2010/wordprocessingCanvas" xmlns:cx="http://schemas.microsoft.com/office/drawing/2014/chartex" xmlns:cx1="http://schemas.microsoft.com/office/drawing/2015/9/8/chartex" xmlns:cx2="http://schemas.microsoft.com/office/drawing/2015/10/21/chartex" xmlns:cx3="http://schemas.microsoft.com/office/drawing/2016/5/9/chartex" xmlns:cx4="http://schemas.microsoft.com/office/drawing/2016/5/10/chartex" xmlns:cx5="http://schemas.microsoft.com/office/drawing/2016/5/11/chartex" xmlns:cx6="http://schemas.microsoft.com/office/drawing/2016/5/12/chartex" xmlns:cx7="http://schemas.microsoft.com/office/drawing/2016/5/13/chartex" xmlns:cx8="http://schemas.microsoft.com/office/drawing/2016/5/14/chartex" xmlns:mc="http://schemas.openxmlformats.org/markup-compatibility/2006" xmlns:aink="http://schemas.microsoft.com/office/drawing/2016/ink" xmlns:am3d="http://schemas.microsoft.com/office/drawing/2017/model3d" xmlns:o="urn:schemas-microsoft-com:office:office" xmlns:r="http://schemas.openxmlformats.org/officeDocument/2006/relationships" xmlns:m="http://schemas.openxmlformats.org/officeDocument/2006/math" xmlns:v="urn:schemas-microsoft-com:vml" xmlns:wp14="http://schemas.microsoft.com/office/word/2010/wordprocessingDrawing" xmlns:wp="http://schemas.openxmlformats.org/drawingml/2006/wordprocessingDrawing" xmlns:w10="urn:schemas-microsoft-com:office:word" xmlns:w="http://schemas.openxmlformats.org/wordprocessingml/2006/main" xmlns:w14="http://schemas.microsoft.com/office/word/2010/wordml" xmlns:w15="http://schemas.microsoft.com/office/word/2012/wordml" xmlns:w16cex="http://schemas.microsoft.com/office/word/2018/wordml/cex" xmlns:w16cid="http://schemas.microsoft.com/office/word/2016/wordml/cid" xmlns:w16="http://schemas.microsoft.com/office/word/2018/wordml" xmlns:w16sdtdh="http://schemas.microsoft.com/office/word/2020/wordml/sdtdatahash" xmlns:w16se="http://schemas.microsoft.com/office/word/2015/wordml/symex" xmlns:wpg="http://schemas.microsoft.com/office/word/2010/wordprocessingGroup" xmlns:wpi="http://schemas.microsoft.com/office/word/2010/wordprocessingInk" xmlns:wne="http://schemas.microsoft.com/office/word/2006/wordml" xmlns:wps="http://schemas.microsoft.com/office/word/2010/wordprocessingShape" mc:Ignorable="w14 w15 w16se w16cid w16 w16cex w16sdtdh wp14">
+<w:hdr xmlns:wpc="http://schemas.microsoft.com/office/word/2010/wordprocessingCanvas" xmlns:cx="http://schemas.microsoft.com/office/drawing/2014/chartex" xmlns:cx1="http://schemas.microsoft.com/office/drawing/2015/9/8/chartex" xmlns:cx2="http://schemas.microsoft.com/office/drawing/2015/10/21/chartex" xmlns:cx3="http://schemas.microsoft.com/office/drawing/2016/5/9/chartex" xmlns:cx4="http://schemas.microsoft.com/office/drawing/2016/5/10/chartex" xmlns:cx5="http://schemas.microsoft.com/office/drawing/2016/5/11/chartex" xmlns:cx6="http://schemas.microsoft.com/office/drawing/2016/5/12/chartex" xmlns:cx7="http://schemas.microsoft.com/office/drawing/2016/5/13/chartex" xmlns:cx8="http://schemas.microsoft.com/office/drawing/2016/5/14/chartex" xmlns:mc="http://schemas.openxmlformats.org/markup-compatibility/2006" xmlns:aink="http://schemas.microsoft.com/office/drawing/2016/ink" xmlns:am3d="http://schemas.microsoft.com/office/drawing/2017/model3d" xmlns:o="urn:schemas-microsoft-com:office:office" xmlns:oel="http://schemas.microsoft.com/office/2019/extlst" xmlns:r="http://schemas.openxmlformats.org/officeDocument/2006/relationships" xmlns:m="http://schemas.openxmlformats.org/officeDocument/2006/math" xmlns:v="urn:schemas-microsoft-com:vml" xmlns:wp14="http://schemas.microsoft.com/office/word/2010/wordprocessingDrawing" xmlns:wp="http://schemas.openxmlformats.org/drawingml/2006/wordprocessingDrawing" xmlns:w10="urn:schemas-microsoft-com:office:word" xmlns:w="http://schemas.openxmlformats.org/wordprocessingml/2006/main" xmlns:w14="http://schemas.microsoft.com/office/word/2010/wordml" xmlns:w15="http://schemas.microsoft.com/office/word/2012/wordml" xmlns:w16cex="http://schemas.microsoft.com/office/word/2018/wordml/cex" xmlns:w16cid="http://schemas.microsoft.com/office/word/2016/wordml/cid" xmlns:w16="http://schemas.microsoft.com/office/word/2018/wordml" xmlns:w16du="http://schemas.microsoft.com/office/word/2023/wordml/word16du" xmlns:w16sdtdh="http://schemas.microsoft.com/office/word/2020/wordml/sdtdatahash" xmlns:w16se="http://schemas.microsoft.com/office/word/2015/wordml/symex" xmlns:wpg="http://schemas.microsoft.com/office/word/2010/wordprocessingGroup" xmlns:wpi="http://schemas.microsoft.com/office/word/2010/wordprocessingInk" xmlns:wne="http://schemas.microsoft.com/office/word/2006/wordml" xmlns:wps="http://schemas.microsoft.com/office/word/2010/wordprocessingShape" mc:Ignorable="w14 w15 w16se w16cid w16 w16cex w16sdtdh w16du wp14">
   <w:p>
     <w:pPr>
       <w:pStyle w:val="a3"/>
@@ -7350,7 +7353,7 @@
 </file>
 
 <file path=word/numbering.xml><?xml version="1.0" encoding="utf-8"?>
-<w:numbering xmlns:wpc="http://schemas.microsoft.com/office/word/2010/wordprocessingCanvas" xmlns:cx="http://schemas.microsoft.com/office/drawing/2014/chartex" xmlns:cx1="http://schemas.microsoft.com/office/drawing/2015/9/8/chartex" xmlns:cx2="http://schemas.microsoft.com/office/drawing/2015/10/21/chartex" xmlns:cx3="http://schemas.microsoft.com/office/drawing/2016/5/9/chartex" xmlns:cx4="http://schemas.microsoft.com/office/drawing/2016/5/10/chartex" xmlns:cx5="http://schemas.microsoft.com/office/drawing/2016/5/11/chartex" xmlns:cx6="http://schemas.microsoft.com/office/drawing/2016/5/12/chartex" xmlns:cx7="http://schemas.microsoft.com/office/drawing/2016/5/13/chartex" xmlns:cx8="http://schemas.microsoft.com/office/drawing/2016/5/14/chartex" xmlns:mc="http://schemas.openxmlformats.org/markup-compatibility/2006" xmlns:aink="http://schemas.microsoft.com/office/drawing/2016/ink" xmlns:am3d="http://schemas.microsoft.com/office/drawing/2017/model3d" xmlns:o="urn:schemas-microsoft-com:office:office" xmlns:r="http://schemas.openxmlformats.org/officeDocument/2006/relationships" xmlns:m="http://schemas.openxmlformats.org/officeDocument/2006/math" xmlns:v="urn:schemas-microsoft-com:vml" xmlns:wp14="http://schemas.microsoft.com/office/word/2010/wordprocessingDrawing" xmlns:wp="http://schemas.openxmlformats.org/drawingml/2006/wordprocessingDrawing" xmlns:w10="urn:schemas-microsoft-com:office:word" xmlns:w="http://schemas.openxmlformats.org/wordprocessingml/2006/main" xmlns:w14="http://schemas.microsoft.com/office/word/2010/wordml" xmlns:w15="http://schemas.microsoft.com/office/word/2012/wordml" xmlns:w16cex="http://schemas.microsoft.com/office/word/2018/wordml/cex" xmlns:w16cid="http://schemas.microsoft.com/office/word/2016/wordml/cid" xmlns:w16="http://schemas.microsoft.com/office/word/2018/wordml" xmlns:w16sdtdh="http://schemas.microsoft.com/office/word/2020/wordml/sdtdatahash" xmlns:w16se="http://schemas.microsoft.com/office/word/2015/wordml/symex" xmlns:wpg="http://schemas.microsoft.com/office/word/2010/wordprocessingGroup" xmlns:wpi="http://schemas.microsoft.com/office/word/2010/wordprocessingInk" xmlns:wne="http://schemas.microsoft.com/office/word/2006/wordml" xmlns:wps="http://schemas.microsoft.com/office/word/2010/wordprocessingShape" mc:Ignorable="w14 w15 w16se w16cid w16 w16cex w16sdtdh wp14">
+<w:numbering xmlns:wpc="http://schemas.microsoft.com/office/word/2010/wordprocessingCanvas" xmlns:cx="http://schemas.microsoft.com/office/drawing/2014/chartex" xmlns:cx1="http://schemas.microsoft.com/office/drawing/2015/9/8/chartex" xmlns:cx2="http://schemas.microsoft.com/office/drawing/2015/10/21/chartex" xmlns:cx3="http://schemas.microsoft.com/office/drawing/2016/5/9/chartex" xmlns:cx4="http://schemas.microsoft.com/office/drawing/2016/5/10/chartex" xmlns:cx5="http://schemas.microsoft.com/office/drawing/2016/5/11/chartex" xmlns:cx6="http://schemas.microsoft.com/office/drawing/2016/5/12/chartex" xmlns:cx7="http://schemas.microsoft.com/office/drawing/2016/5/13/chartex" xmlns:cx8="http://schemas.microsoft.com/office/drawing/2016/5/14/chartex" xmlns:mc="http://schemas.openxmlformats.org/markup-compatibility/2006" xmlns:aink="http://schemas.microsoft.com/office/drawing/2016/ink" xmlns:am3d="http://schemas.microsoft.com/office/drawing/2017/model3d" xmlns:o="urn:schemas-microsoft-com:office:office" xmlns:oel="http://schemas.microsoft.com/office/2019/extlst" xmlns:r="http://schemas.openxmlformats.org/officeDocument/2006/relationships" xmlns:m="http://schemas.openxmlformats.org/officeDocument/2006/math" xmlns:v="urn:schemas-microsoft-com:vml" xmlns:wp14="http://schemas.microsoft.com/office/word/2010/wordprocessingDrawing" xmlns:wp="http://schemas.openxmlformats.org/drawingml/2006/wordprocessingDrawing" xmlns:w10="urn:schemas-microsoft-com:office:word" xmlns:w="http://schemas.openxmlformats.org/wordprocessingml/2006/main" xmlns:w14="http://schemas.microsoft.com/office/word/2010/wordml" xmlns:w15="http://schemas.microsoft.com/office/word/2012/wordml" xmlns:w16cex="http://schemas.microsoft.com/office/word/2018/wordml/cex" xmlns:w16cid="http://schemas.microsoft.com/office/word/2016/wordml/cid" xmlns:w16="http://schemas.microsoft.com/office/word/2018/wordml" xmlns:w16du="http://schemas.microsoft.com/office/word/2023/wordml/word16du" xmlns:w16sdtdh="http://schemas.microsoft.com/office/word/2020/wordml/sdtdatahash" xmlns:w16se="http://schemas.microsoft.com/office/word/2015/wordml/symex" xmlns:wpg="http://schemas.microsoft.com/office/word/2010/wordprocessingGroup" xmlns:wpi="http://schemas.microsoft.com/office/word/2010/wordprocessingInk" xmlns:wne="http://schemas.microsoft.com/office/word/2006/wordml" xmlns:wps="http://schemas.microsoft.com/office/word/2010/wordprocessingShape" mc:Ignorable="w14 w15 w16se w16cid w16 w16cex w16sdtdh w16du wp14">
   <w:abstractNum w:abstractNumId="0" w15:restartNumberingAfterBreak="0">
     <w:nsid w:val="FFFFFF7C"/>
     <w:multiLevelType w:val="singleLevel"/>
@@ -9084,28 +9087,28 @@
       </w:pPr>
     </w:lvl>
   </w:abstractNum>
-  <w:num w:numId="1">
+  <w:num w:numId="1" w16cid:durableId="962686183">
     <w:abstractNumId w:val="11"/>
   </w:num>
-  <w:num w:numId="2">
+  <w:num w:numId="2" w16cid:durableId="1262178267">
     <w:abstractNumId w:val="13"/>
     <w:lvlOverride w:ilvl="0">
       <w:startOverride w:val="7"/>
     </w:lvlOverride>
   </w:num>
-  <w:num w:numId="3">
+  <w:num w:numId="3" w16cid:durableId="1518351501">
     <w:abstractNumId w:val="15"/>
     <w:lvlOverride w:ilvl="0">
       <w:startOverride w:val="1"/>
     </w:lvlOverride>
   </w:num>
-  <w:num w:numId="4">
+  <w:num w:numId="4" w16cid:durableId="1524392815">
     <w:abstractNumId w:val="29"/>
     <w:lvlOverride w:ilvl="0">
       <w:startOverride w:val="1"/>
     </w:lvlOverride>
   </w:num>
-  <w:num w:numId="5">
+  <w:num w:numId="5" w16cid:durableId="868418373">
     <w:abstractNumId w:val="12"/>
     <w:lvlOverride w:ilvl="0">
       <w:startOverride w:val="2"/>
@@ -9135,76 +9138,76 @@
       <w:startOverride w:val="1"/>
     </w:lvlOverride>
   </w:num>
-  <w:num w:numId="6">
+  <w:num w:numId="6" w16cid:durableId="1789738641">
     <w:abstractNumId w:val="20"/>
     <w:lvlOverride w:ilvl="0">
       <w:startOverride w:val="1"/>
     </w:lvlOverride>
   </w:num>
-  <w:num w:numId="7">
+  <w:num w:numId="7" w16cid:durableId="19745552">
     <w:abstractNumId w:val="19"/>
     <w:lvlOverride w:ilvl="0">
       <w:startOverride w:val="6"/>
     </w:lvlOverride>
   </w:num>
-  <w:num w:numId="8">
+  <w:num w:numId="8" w16cid:durableId="1257441898">
     <w:abstractNumId w:val="28"/>
     <w:lvlOverride w:ilvl="0">
       <w:startOverride w:val="1"/>
     </w:lvlOverride>
   </w:num>
-  <w:num w:numId="9">
+  <w:num w:numId="9" w16cid:durableId="1060207023">
     <w:abstractNumId w:val="16"/>
     <w:lvlOverride w:ilvl="0">
       <w:startOverride w:val="2"/>
     </w:lvlOverride>
   </w:num>
-  <w:num w:numId="10">
+  <w:num w:numId="10" w16cid:durableId="233929713">
     <w:abstractNumId w:val="21"/>
     <w:lvlOverride w:ilvl="0">
       <w:startOverride w:val="4"/>
     </w:lvlOverride>
   </w:num>
-  <w:num w:numId="11">
+  <w:num w:numId="11" w16cid:durableId="30809215">
     <w:abstractNumId w:val="33"/>
     <w:lvlOverride w:ilvl="0">
       <w:startOverride w:val="1"/>
     </w:lvlOverride>
   </w:num>
-  <w:num w:numId="12">
+  <w:num w:numId="12" w16cid:durableId="1911768719">
     <w:abstractNumId w:val="14"/>
     <w:lvlOverride w:ilvl="0">
       <w:startOverride w:val="1"/>
     </w:lvlOverride>
   </w:num>
-  <w:num w:numId="13">
+  <w:num w:numId="13" w16cid:durableId="930285214">
     <w:abstractNumId w:val="23"/>
   </w:num>
-  <w:num w:numId="14">
+  <w:num w:numId="14" w16cid:durableId="456677664">
     <w:abstractNumId w:val="32"/>
     <w:lvlOverride w:ilvl="0">
       <w:startOverride w:val="1"/>
     </w:lvlOverride>
   </w:num>
-  <w:num w:numId="15">
+  <w:num w:numId="15" w16cid:durableId="598682050">
     <w:abstractNumId w:val="18"/>
   </w:num>
-  <w:num w:numId="16">
+  <w:num w:numId="16" w16cid:durableId="710761747">
     <w:abstractNumId w:val="17"/>
   </w:num>
-  <w:num w:numId="17">
+  <w:num w:numId="17" w16cid:durableId="251276713">
     <w:abstractNumId w:val="25"/>
   </w:num>
-  <w:num w:numId="18">
+  <w:num w:numId="18" w16cid:durableId="1016539180">
     <w:abstractNumId w:val="26"/>
   </w:num>
-  <w:num w:numId="19">
+  <w:num w:numId="19" w16cid:durableId="1048143860">
     <w:abstractNumId w:val="30"/>
   </w:num>
-  <w:num w:numId="20">
+  <w:num w:numId="20" w16cid:durableId="1269436267">
     <w:abstractNumId w:val="10"/>
   </w:num>
-  <w:num w:numId="21">
+  <w:num w:numId="21" w16cid:durableId="389578429">
     <w:abstractNumId w:val="34"/>
     <w:lvlOverride w:ilvl="0">
       <w:startOverride w:val="3"/>
@@ -9234,43 +9237,43 @@
       <w:startOverride w:val="1"/>
     </w:lvlOverride>
   </w:num>
-  <w:num w:numId="22">
+  <w:num w:numId="22" w16cid:durableId="719397691">
     <w:abstractNumId w:val="22"/>
   </w:num>
-  <w:num w:numId="23">
+  <w:num w:numId="23" w16cid:durableId="1156217697">
     <w:abstractNumId w:val="9"/>
   </w:num>
-  <w:num w:numId="24">
+  <w:num w:numId="24" w16cid:durableId="821233083">
     <w:abstractNumId w:val="7"/>
   </w:num>
-  <w:num w:numId="25">
+  <w:num w:numId="25" w16cid:durableId="1037118321">
     <w:abstractNumId w:val="6"/>
   </w:num>
-  <w:num w:numId="26">
+  <w:num w:numId="26" w16cid:durableId="710308626">
     <w:abstractNumId w:val="5"/>
   </w:num>
-  <w:num w:numId="27">
+  <w:num w:numId="27" w16cid:durableId="25645532">
     <w:abstractNumId w:val="4"/>
   </w:num>
-  <w:num w:numId="28">
+  <w:num w:numId="28" w16cid:durableId="286082984">
     <w:abstractNumId w:val="8"/>
   </w:num>
-  <w:num w:numId="29">
+  <w:num w:numId="29" w16cid:durableId="1312178927">
     <w:abstractNumId w:val="3"/>
   </w:num>
-  <w:num w:numId="30">
+  <w:num w:numId="30" w16cid:durableId="481313800">
     <w:abstractNumId w:val="2"/>
   </w:num>
-  <w:num w:numId="31">
+  <w:num w:numId="31" w16cid:durableId="1280835762">
     <w:abstractNumId w:val="1"/>
   </w:num>
-  <w:num w:numId="32">
+  <w:num w:numId="32" w16cid:durableId="2109422349">
     <w:abstractNumId w:val="0"/>
   </w:num>
-  <w:num w:numId="33">
+  <w:num w:numId="33" w16cid:durableId="1734816937">
     <w:abstractNumId w:val="27"/>
   </w:num>
-  <w:num w:numId="34">
+  <w:num w:numId="34" w16cid:durableId="583684577">
     <w:abstractNumId w:val="30"/>
     <w:lvlOverride w:ilvl="0">
       <w:startOverride w:val="1"/>
@@ -9300,13 +9303,13 @@
       <w:startOverride w:val="1"/>
     </w:lvlOverride>
   </w:num>
-  <w:num w:numId="35">
+  <w:num w:numId="35" w16cid:durableId="923687628">
     <w:abstractNumId w:val="23"/>
     <w:lvlOverride w:ilvl="0">
       <w:startOverride w:val="1"/>
     </w:lvlOverride>
   </w:num>
-  <w:num w:numId="36">
+  <w:num w:numId="36" w16cid:durableId="253171520">
     <w:abstractNumId w:val="26"/>
     <w:lvlOverride w:ilvl="0">
       <w:startOverride w:val="1"/>
@@ -9336,7 +9339,7 @@
       <w:startOverride w:val="1"/>
     </w:lvlOverride>
   </w:num>
-  <w:num w:numId="37">
+  <w:num w:numId="37" w16cid:durableId="1858735915">
     <w:abstractNumId w:val="22"/>
     <w:lvlOverride w:ilvl="0">
       <w:startOverride w:val="1"/>
@@ -9366,7 +9369,7 @@
       <w:startOverride w:val="1"/>
     </w:lvlOverride>
   </w:num>
-  <w:num w:numId="38">
+  <w:num w:numId="38" w16cid:durableId="694042731">
     <w:abstractNumId w:val="10"/>
     <w:lvlOverride w:ilvl="0">
       <w:startOverride w:val="1"/>
@@ -9396,20 +9399,20 @@
       <w:startOverride w:val="1"/>
     </w:lvlOverride>
   </w:num>
-  <w:num w:numId="39">
+  <w:num w:numId="39" w16cid:durableId="136119197">
     <w:abstractNumId w:val="24"/>
   </w:num>
-  <w:num w:numId="40">
+  <w:num w:numId="40" w16cid:durableId="1775130972">
     <w:abstractNumId w:val="35"/>
   </w:num>
-  <w:num w:numId="41">
+  <w:num w:numId="41" w16cid:durableId="1367410889">
     <w:abstractNumId w:val="31"/>
   </w:num>
 </w:numbering>
 </file>
 
 <file path=word/styles.xml><?xml version="1.0" encoding="utf-8"?>
-<w:styles xmlns:mc="http://schemas.openxmlformats.org/markup-compatibility/2006" xmlns:r="http://schemas.openxmlformats.org/officeDocument/2006/relationships" xmlns:w="http://schemas.openxmlformats.org/wordprocessingml/2006/main" xmlns:w14="http://schemas.microsoft.com/office/word/2010/wordml" xmlns:w15="http://schemas.microsoft.com/office/word/2012/wordml" xmlns:w16cex="http://schemas.microsoft.com/office/word/2018/wordml/cex" xmlns:w16cid="http://schemas.microsoft.com/office/word/2016/wordml/cid" xmlns:w16="http://schemas.microsoft.com/office/word/2018/wordml" xmlns:w16sdtdh="http://schemas.microsoft.com/office/word/2020/wordml/sdtdatahash" xmlns:w16se="http://schemas.microsoft.com/office/word/2015/wordml/symex" mc:Ignorable="w14 w15 w16se w16cid w16 w16cex w16sdtdh">
+<w:styles xmlns:mc="http://schemas.openxmlformats.org/markup-compatibility/2006" xmlns:r="http://schemas.openxmlformats.org/officeDocument/2006/relationships" xmlns:w="http://schemas.openxmlformats.org/wordprocessingml/2006/main" xmlns:w14="http://schemas.microsoft.com/office/word/2010/wordml" xmlns:w15="http://schemas.microsoft.com/office/word/2012/wordml" xmlns:w16cex="http://schemas.microsoft.com/office/word/2018/wordml/cex" xmlns:w16cid="http://schemas.microsoft.com/office/word/2016/wordml/cid" xmlns:w16="http://schemas.microsoft.com/office/word/2018/wordml" xmlns:w16du="http://schemas.microsoft.com/office/word/2023/wordml/word16du" xmlns:w16sdtdh="http://schemas.microsoft.com/office/word/2020/wordml/sdtdatahash" xmlns:w16se="http://schemas.microsoft.com/office/word/2015/wordml/symex" mc:Ignorable="w14 w15 w16se w16cid w16 w16cex w16sdtdh w16du">
   <w:docDefaults>
     <w:rPrDefault>
       <w:rPr>

--- a/Mil.Paperwork.Domain/Templates/HandoverCertificate23Template.docx
+++ b/Mil.Paperwork.Domain/Templates/HandoverCertificate23Template.docx
@@ -323,12 +323,58 @@
             </w:pPr>
             <w:r>
               <w:rPr>
-                <w:color w:val="000000"/>
+                <w:color w:val="000000" w:themeColor="text1"/>
                 <w:sz w:val="22"/>
                 <w:szCs w:val="22"/>
-                <w:lang w:eastAsia="en-US"/>
-              </w:rPr>
-              <w:t xml:space="preserve">Командир військової частини </w:t>
+                <w:lang w:val="ru-RU"/>
+              </w:rPr>
+              <w:fldChar w:fldCharType="begin"/>
+            </w:r>
+            <w:r>
+              <w:rPr>
+                <w:color w:val="000000" w:themeColor="text1"/>
+                <w:sz w:val="22"/>
+                <w:szCs w:val="22"/>
+                <w:lang w:val="ru-RU"/>
+              </w:rPr>
+              <w:instrText xml:space="preserve"> MERGEFIELD  COMM_POSITION  \* MERGEFORMAT </w:instrText>
+            </w:r>
+            <w:r>
+              <w:rPr>
+                <w:color w:val="000000" w:themeColor="text1"/>
+                <w:sz w:val="22"/>
+                <w:szCs w:val="22"/>
+                <w:lang w:val="ru-RU"/>
+              </w:rPr>
+              <w:fldChar w:fldCharType="separate"/>
+            </w:r>
+            <w:r>
+              <w:rPr>
+                <w:noProof/>
+                <w:color w:val="000000" w:themeColor="text1"/>
+                <w:sz w:val="22"/>
+                <w:szCs w:val="22"/>
+                <w:lang w:val="ru-RU"/>
+              </w:rPr>
+              <w:t>«COMM_POSITION»</w:t>
+            </w:r>
+            <w:r>
+              <w:rPr>
+                <w:color w:val="000000" w:themeColor="text1"/>
+                <w:sz w:val="22"/>
+                <w:szCs w:val="22"/>
+                <w:lang w:val="ru-RU"/>
+              </w:rPr>
+              <w:fldChar w:fldCharType="end"/>
+            </w:r>
+            <w:r>
+              <w:rPr>
+                <w:color w:val="000000" w:themeColor="text1"/>
+                <w:sz w:val="22"/>
+                <w:szCs w:val="22"/>
+                <w:lang w:val="en-US"/>
+              </w:rPr>
+              <w:t xml:space="preserve"> </w:t>
             </w:r>
             <w:r>
               <w:rPr>
@@ -6656,6 +6702,691 @@
               </w:rPr>
               <w:t>Сума</w:t>
             </w:r>
+          </w:p>
+        </w:tc>
+      </w:tr>
+      <w:tr>
+        <w:trPr>
+          <w:trHeight w:val="60"/>
+        </w:trPr>
+        <w:tc>
+          <w:tcPr>
+            <w:tcW w:w="3402" w:type="dxa"/>
+            <w:tcBorders>
+              <w:top w:val="single" w:sz="4" w:space="0" w:color="000000"/>
+              <w:left w:val="single" w:sz="4" w:space="0" w:color="000000"/>
+              <w:bottom w:val="single" w:sz="4" w:space="0" w:color="000000"/>
+              <w:right w:val="single" w:sz="4" w:space="0" w:color="000000"/>
+            </w:tcBorders>
+            <w:tcMar>
+              <w:top w:w="68" w:type="dxa"/>
+              <w:left w:w="68" w:type="dxa"/>
+              <w:bottom w:w="68" w:type="dxa"/>
+              <w:right w:w="68" w:type="dxa"/>
+            </w:tcMar>
+          </w:tcPr>
+          <w:p>
+            <w:pPr>
+              <w:pStyle w:val="afff3"/>
+              <w:keepNext/>
+              <w:keepLines/>
+              <w:widowControl/>
+              <w:spacing w:line="240" w:lineRule="auto"/>
+              <w:textAlignment w:val="auto"/>
+              <w:rPr>
+                <w:color w:val="auto"/>
+                <w:sz w:val="20"/>
+                <w:szCs w:val="20"/>
+                <w:lang w:val="uk-UA"/>
+              </w:rPr>
+            </w:pPr>
+          </w:p>
+        </w:tc>
+        <w:tc>
+          <w:tcPr>
+            <w:tcW w:w="4536" w:type="dxa"/>
+            <w:tcBorders>
+              <w:top w:val="single" w:sz="4" w:space="0" w:color="000000"/>
+              <w:left w:val="single" w:sz="4" w:space="0" w:color="000000"/>
+              <w:bottom w:val="single" w:sz="4" w:space="0" w:color="000000"/>
+              <w:right w:val="single" w:sz="4" w:space="0" w:color="000000"/>
+            </w:tcBorders>
+            <w:tcMar>
+              <w:top w:w="68" w:type="dxa"/>
+              <w:left w:w="68" w:type="dxa"/>
+              <w:bottom w:w="68" w:type="dxa"/>
+              <w:right w:w="68" w:type="dxa"/>
+            </w:tcMar>
+          </w:tcPr>
+          <w:p>
+            <w:pPr>
+              <w:pStyle w:val="afff3"/>
+              <w:keepNext/>
+              <w:keepLines/>
+              <w:widowControl/>
+              <w:spacing w:line="240" w:lineRule="auto"/>
+              <w:textAlignment w:val="auto"/>
+              <w:rPr>
+                <w:color w:val="auto"/>
+                <w:sz w:val="20"/>
+                <w:szCs w:val="20"/>
+                <w:lang w:val="uk-UA"/>
+              </w:rPr>
+            </w:pPr>
+          </w:p>
+        </w:tc>
+        <w:tc>
+          <w:tcPr>
+            <w:tcW w:w="5245" w:type="dxa"/>
+            <w:tcBorders>
+              <w:top w:val="single" w:sz="4" w:space="0" w:color="000000"/>
+              <w:left w:val="single" w:sz="4" w:space="0" w:color="000000"/>
+              <w:bottom w:val="single" w:sz="4" w:space="0" w:color="000000"/>
+              <w:right w:val="single" w:sz="4" w:space="0" w:color="000000"/>
+            </w:tcBorders>
+            <w:tcMar>
+              <w:top w:w="68" w:type="dxa"/>
+              <w:left w:w="68" w:type="dxa"/>
+              <w:bottom w:w="68" w:type="dxa"/>
+              <w:right w:w="68" w:type="dxa"/>
+            </w:tcMar>
+          </w:tcPr>
+          <w:p>
+            <w:pPr>
+              <w:pStyle w:val="afff3"/>
+              <w:keepNext/>
+              <w:keepLines/>
+              <w:widowControl/>
+              <w:spacing w:line="240" w:lineRule="auto"/>
+              <w:textAlignment w:val="auto"/>
+              <w:rPr>
+                <w:color w:val="auto"/>
+                <w:sz w:val="20"/>
+                <w:szCs w:val="20"/>
+                <w:lang w:val="uk-UA"/>
+              </w:rPr>
+            </w:pPr>
+          </w:p>
+        </w:tc>
+        <w:tc>
+          <w:tcPr>
+            <w:tcW w:w="1985" w:type="dxa"/>
+            <w:tcBorders>
+              <w:top w:val="single" w:sz="4" w:space="0" w:color="000000"/>
+              <w:left w:val="single" w:sz="4" w:space="0" w:color="000000"/>
+              <w:bottom w:val="single" w:sz="4" w:space="0" w:color="000000"/>
+              <w:right w:val="single" w:sz="4" w:space="0" w:color="000000"/>
+            </w:tcBorders>
+            <w:tcMar>
+              <w:top w:w="68" w:type="dxa"/>
+              <w:left w:w="68" w:type="dxa"/>
+              <w:bottom w:w="68" w:type="dxa"/>
+              <w:right w:w="68" w:type="dxa"/>
+            </w:tcMar>
+          </w:tcPr>
+          <w:p>
+            <w:pPr>
+              <w:pStyle w:val="afff3"/>
+              <w:keepNext/>
+              <w:keepLines/>
+              <w:widowControl/>
+              <w:spacing w:line="240" w:lineRule="auto"/>
+              <w:textAlignment w:val="auto"/>
+              <w:rPr>
+                <w:color w:val="auto"/>
+                <w:sz w:val="20"/>
+                <w:szCs w:val="20"/>
+                <w:lang w:val="uk-UA"/>
+              </w:rPr>
+            </w:pPr>
+          </w:p>
+        </w:tc>
+      </w:tr>
+      <w:tr>
+        <w:trPr>
+          <w:trHeight w:val="60"/>
+        </w:trPr>
+        <w:tc>
+          <w:tcPr>
+            <w:tcW w:w="3402" w:type="dxa"/>
+            <w:tcBorders>
+              <w:top w:val="single" w:sz="4" w:space="0" w:color="000000"/>
+              <w:left w:val="single" w:sz="4" w:space="0" w:color="000000"/>
+              <w:bottom w:val="single" w:sz="4" w:space="0" w:color="000000"/>
+              <w:right w:val="single" w:sz="4" w:space="0" w:color="000000"/>
+            </w:tcBorders>
+            <w:tcMar>
+              <w:top w:w="68" w:type="dxa"/>
+              <w:left w:w="68" w:type="dxa"/>
+              <w:bottom w:w="68" w:type="dxa"/>
+              <w:right w:w="68" w:type="dxa"/>
+            </w:tcMar>
+          </w:tcPr>
+          <w:p>
+            <w:pPr>
+              <w:pStyle w:val="afff3"/>
+              <w:keepNext/>
+              <w:keepLines/>
+              <w:widowControl/>
+              <w:spacing w:line="240" w:lineRule="auto"/>
+              <w:textAlignment w:val="auto"/>
+              <w:rPr>
+                <w:color w:val="auto"/>
+                <w:sz w:val="20"/>
+                <w:szCs w:val="20"/>
+                <w:lang w:val="uk-UA"/>
+              </w:rPr>
+            </w:pPr>
+          </w:p>
+        </w:tc>
+        <w:tc>
+          <w:tcPr>
+            <w:tcW w:w="4536" w:type="dxa"/>
+            <w:tcBorders>
+              <w:top w:val="single" w:sz="4" w:space="0" w:color="000000"/>
+              <w:left w:val="single" w:sz="4" w:space="0" w:color="000000"/>
+              <w:bottom w:val="single" w:sz="4" w:space="0" w:color="000000"/>
+              <w:right w:val="single" w:sz="4" w:space="0" w:color="000000"/>
+            </w:tcBorders>
+            <w:tcMar>
+              <w:top w:w="68" w:type="dxa"/>
+              <w:left w:w="68" w:type="dxa"/>
+              <w:bottom w:w="68" w:type="dxa"/>
+              <w:right w:w="68" w:type="dxa"/>
+            </w:tcMar>
+          </w:tcPr>
+          <w:p>
+            <w:pPr>
+              <w:pStyle w:val="afff3"/>
+              <w:keepNext/>
+              <w:keepLines/>
+              <w:widowControl/>
+              <w:spacing w:line="240" w:lineRule="auto"/>
+              <w:textAlignment w:val="auto"/>
+              <w:rPr>
+                <w:color w:val="auto"/>
+                <w:sz w:val="20"/>
+                <w:szCs w:val="20"/>
+                <w:lang w:val="uk-UA"/>
+              </w:rPr>
+            </w:pPr>
+          </w:p>
+        </w:tc>
+        <w:tc>
+          <w:tcPr>
+            <w:tcW w:w="5245" w:type="dxa"/>
+            <w:tcBorders>
+              <w:top w:val="single" w:sz="4" w:space="0" w:color="000000"/>
+              <w:left w:val="single" w:sz="4" w:space="0" w:color="000000"/>
+              <w:bottom w:val="single" w:sz="4" w:space="0" w:color="000000"/>
+              <w:right w:val="single" w:sz="4" w:space="0" w:color="000000"/>
+            </w:tcBorders>
+            <w:tcMar>
+              <w:top w:w="68" w:type="dxa"/>
+              <w:left w:w="68" w:type="dxa"/>
+              <w:bottom w:w="68" w:type="dxa"/>
+              <w:right w:w="68" w:type="dxa"/>
+            </w:tcMar>
+          </w:tcPr>
+          <w:p>
+            <w:pPr>
+              <w:pStyle w:val="afff3"/>
+              <w:keepNext/>
+              <w:keepLines/>
+              <w:widowControl/>
+              <w:spacing w:line="240" w:lineRule="auto"/>
+              <w:textAlignment w:val="auto"/>
+              <w:rPr>
+                <w:color w:val="auto"/>
+                <w:sz w:val="20"/>
+                <w:szCs w:val="20"/>
+                <w:lang w:val="uk-UA"/>
+              </w:rPr>
+            </w:pPr>
+          </w:p>
+        </w:tc>
+        <w:tc>
+          <w:tcPr>
+            <w:tcW w:w="1985" w:type="dxa"/>
+            <w:tcBorders>
+              <w:top w:val="single" w:sz="4" w:space="0" w:color="000000"/>
+              <w:left w:val="single" w:sz="4" w:space="0" w:color="000000"/>
+              <w:bottom w:val="single" w:sz="4" w:space="0" w:color="000000"/>
+              <w:right w:val="single" w:sz="4" w:space="0" w:color="000000"/>
+            </w:tcBorders>
+            <w:tcMar>
+              <w:top w:w="68" w:type="dxa"/>
+              <w:left w:w="68" w:type="dxa"/>
+              <w:bottom w:w="68" w:type="dxa"/>
+              <w:right w:w="68" w:type="dxa"/>
+            </w:tcMar>
+          </w:tcPr>
+          <w:p>
+            <w:pPr>
+              <w:pStyle w:val="afff3"/>
+              <w:keepNext/>
+              <w:keepLines/>
+              <w:widowControl/>
+              <w:spacing w:line="240" w:lineRule="auto"/>
+              <w:textAlignment w:val="auto"/>
+              <w:rPr>
+                <w:color w:val="auto"/>
+                <w:sz w:val="20"/>
+                <w:szCs w:val="20"/>
+                <w:lang w:val="uk-UA"/>
+              </w:rPr>
+            </w:pPr>
+          </w:p>
+        </w:tc>
+      </w:tr>
+      <w:tr>
+        <w:trPr>
+          <w:trHeight w:val="60"/>
+        </w:trPr>
+        <w:tc>
+          <w:tcPr>
+            <w:tcW w:w="3402" w:type="dxa"/>
+            <w:tcBorders>
+              <w:top w:val="single" w:sz="4" w:space="0" w:color="000000"/>
+              <w:left w:val="single" w:sz="4" w:space="0" w:color="000000"/>
+              <w:bottom w:val="single" w:sz="4" w:space="0" w:color="000000"/>
+              <w:right w:val="single" w:sz="4" w:space="0" w:color="000000"/>
+            </w:tcBorders>
+            <w:tcMar>
+              <w:top w:w="68" w:type="dxa"/>
+              <w:left w:w="68" w:type="dxa"/>
+              <w:bottom w:w="68" w:type="dxa"/>
+              <w:right w:w="68" w:type="dxa"/>
+            </w:tcMar>
+          </w:tcPr>
+          <w:p>
+            <w:pPr>
+              <w:pStyle w:val="afff3"/>
+              <w:keepNext/>
+              <w:keepLines/>
+              <w:widowControl/>
+              <w:spacing w:line="240" w:lineRule="auto"/>
+              <w:textAlignment w:val="auto"/>
+              <w:rPr>
+                <w:color w:val="auto"/>
+                <w:sz w:val="20"/>
+                <w:szCs w:val="20"/>
+                <w:lang w:val="uk-UA"/>
+              </w:rPr>
+            </w:pPr>
+          </w:p>
+        </w:tc>
+        <w:tc>
+          <w:tcPr>
+            <w:tcW w:w="4536" w:type="dxa"/>
+            <w:tcBorders>
+              <w:top w:val="single" w:sz="4" w:space="0" w:color="000000"/>
+              <w:left w:val="single" w:sz="4" w:space="0" w:color="000000"/>
+              <w:bottom w:val="single" w:sz="4" w:space="0" w:color="000000"/>
+              <w:right w:val="single" w:sz="4" w:space="0" w:color="000000"/>
+            </w:tcBorders>
+            <w:tcMar>
+              <w:top w:w="68" w:type="dxa"/>
+              <w:left w:w="68" w:type="dxa"/>
+              <w:bottom w:w="68" w:type="dxa"/>
+              <w:right w:w="68" w:type="dxa"/>
+            </w:tcMar>
+          </w:tcPr>
+          <w:p>
+            <w:pPr>
+              <w:pStyle w:val="afff3"/>
+              <w:keepNext/>
+              <w:keepLines/>
+              <w:widowControl/>
+              <w:spacing w:line="240" w:lineRule="auto"/>
+              <w:textAlignment w:val="auto"/>
+              <w:rPr>
+                <w:color w:val="auto"/>
+                <w:sz w:val="20"/>
+                <w:szCs w:val="20"/>
+                <w:lang w:val="uk-UA"/>
+              </w:rPr>
+            </w:pPr>
+          </w:p>
+        </w:tc>
+        <w:tc>
+          <w:tcPr>
+            <w:tcW w:w="5245" w:type="dxa"/>
+            <w:tcBorders>
+              <w:top w:val="single" w:sz="4" w:space="0" w:color="000000"/>
+              <w:left w:val="single" w:sz="4" w:space="0" w:color="000000"/>
+              <w:bottom w:val="single" w:sz="4" w:space="0" w:color="000000"/>
+              <w:right w:val="single" w:sz="4" w:space="0" w:color="000000"/>
+            </w:tcBorders>
+            <w:tcMar>
+              <w:top w:w="68" w:type="dxa"/>
+              <w:left w:w="68" w:type="dxa"/>
+              <w:bottom w:w="68" w:type="dxa"/>
+              <w:right w:w="68" w:type="dxa"/>
+            </w:tcMar>
+          </w:tcPr>
+          <w:p>
+            <w:pPr>
+              <w:pStyle w:val="afff3"/>
+              <w:keepNext/>
+              <w:keepLines/>
+              <w:widowControl/>
+              <w:spacing w:line="240" w:lineRule="auto"/>
+              <w:textAlignment w:val="auto"/>
+              <w:rPr>
+                <w:color w:val="auto"/>
+                <w:sz w:val="20"/>
+                <w:szCs w:val="20"/>
+                <w:lang w:val="uk-UA"/>
+              </w:rPr>
+            </w:pPr>
+          </w:p>
+        </w:tc>
+        <w:tc>
+          <w:tcPr>
+            <w:tcW w:w="1985" w:type="dxa"/>
+            <w:tcBorders>
+              <w:top w:val="single" w:sz="4" w:space="0" w:color="000000"/>
+              <w:left w:val="single" w:sz="4" w:space="0" w:color="000000"/>
+              <w:bottom w:val="single" w:sz="4" w:space="0" w:color="000000"/>
+              <w:right w:val="single" w:sz="4" w:space="0" w:color="000000"/>
+            </w:tcBorders>
+            <w:tcMar>
+              <w:top w:w="68" w:type="dxa"/>
+              <w:left w:w="68" w:type="dxa"/>
+              <w:bottom w:w="68" w:type="dxa"/>
+              <w:right w:w="68" w:type="dxa"/>
+            </w:tcMar>
+          </w:tcPr>
+          <w:p>
+            <w:pPr>
+              <w:pStyle w:val="afff3"/>
+              <w:keepNext/>
+              <w:keepLines/>
+              <w:widowControl/>
+              <w:spacing w:line="240" w:lineRule="auto"/>
+              <w:textAlignment w:val="auto"/>
+              <w:rPr>
+                <w:color w:val="auto"/>
+                <w:sz w:val="20"/>
+                <w:szCs w:val="20"/>
+                <w:lang w:val="uk-UA"/>
+              </w:rPr>
+            </w:pPr>
+          </w:p>
+        </w:tc>
+      </w:tr>
+      <w:tr>
+        <w:trPr>
+          <w:trHeight w:val="60"/>
+        </w:trPr>
+        <w:tc>
+          <w:tcPr>
+            <w:tcW w:w="3402" w:type="dxa"/>
+            <w:tcBorders>
+              <w:top w:val="single" w:sz="4" w:space="0" w:color="000000"/>
+              <w:left w:val="single" w:sz="4" w:space="0" w:color="000000"/>
+              <w:bottom w:val="single" w:sz="4" w:space="0" w:color="000000"/>
+              <w:right w:val="single" w:sz="4" w:space="0" w:color="000000"/>
+            </w:tcBorders>
+            <w:tcMar>
+              <w:top w:w="68" w:type="dxa"/>
+              <w:left w:w="68" w:type="dxa"/>
+              <w:bottom w:w="68" w:type="dxa"/>
+              <w:right w:w="68" w:type="dxa"/>
+            </w:tcMar>
+          </w:tcPr>
+          <w:p>
+            <w:pPr>
+              <w:pStyle w:val="afff3"/>
+              <w:keepNext/>
+              <w:keepLines/>
+              <w:widowControl/>
+              <w:spacing w:line="240" w:lineRule="auto"/>
+              <w:textAlignment w:val="auto"/>
+              <w:rPr>
+                <w:color w:val="auto"/>
+                <w:sz w:val="20"/>
+                <w:szCs w:val="20"/>
+                <w:lang w:val="uk-UA"/>
+              </w:rPr>
+            </w:pPr>
+          </w:p>
+        </w:tc>
+        <w:tc>
+          <w:tcPr>
+            <w:tcW w:w="4536" w:type="dxa"/>
+            <w:tcBorders>
+              <w:top w:val="single" w:sz="4" w:space="0" w:color="000000"/>
+              <w:left w:val="single" w:sz="4" w:space="0" w:color="000000"/>
+              <w:bottom w:val="single" w:sz="4" w:space="0" w:color="000000"/>
+              <w:right w:val="single" w:sz="4" w:space="0" w:color="000000"/>
+            </w:tcBorders>
+            <w:tcMar>
+              <w:top w:w="68" w:type="dxa"/>
+              <w:left w:w="68" w:type="dxa"/>
+              <w:bottom w:w="68" w:type="dxa"/>
+              <w:right w:w="68" w:type="dxa"/>
+            </w:tcMar>
+          </w:tcPr>
+          <w:p>
+            <w:pPr>
+              <w:pStyle w:val="afff3"/>
+              <w:keepNext/>
+              <w:keepLines/>
+              <w:widowControl/>
+              <w:spacing w:line="240" w:lineRule="auto"/>
+              <w:textAlignment w:val="auto"/>
+              <w:rPr>
+                <w:color w:val="auto"/>
+                <w:sz w:val="20"/>
+                <w:szCs w:val="20"/>
+                <w:lang w:val="uk-UA"/>
+              </w:rPr>
+            </w:pPr>
+          </w:p>
+        </w:tc>
+        <w:tc>
+          <w:tcPr>
+            <w:tcW w:w="5245" w:type="dxa"/>
+            <w:tcBorders>
+              <w:top w:val="single" w:sz="4" w:space="0" w:color="000000"/>
+              <w:left w:val="single" w:sz="4" w:space="0" w:color="000000"/>
+              <w:bottom w:val="single" w:sz="4" w:space="0" w:color="000000"/>
+              <w:right w:val="single" w:sz="4" w:space="0" w:color="000000"/>
+            </w:tcBorders>
+            <w:tcMar>
+              <w:top w:w="68" w:type="dxa"/>
+              <w:left w:w="68" w:type="dxa"/>
+              <w:bottom w:w="68" w:type="dxa"/>
+              <w:right w:w="68" w:type="dxa"/>
+            </w:tcMar>
+          </w:tcPr>
+          <w:p>
+            <w:pPr>
+              <w:pStyle w:val="afff3"/>
+              <w:keepNext/>
+              <w:keepLines/>
+              <w:widowControl/>
+              <w:spacing w:line="240" w:lineRule="auto"/>
+              <w:textAlignment w:val="auto"/>
+              <w:rPr>
+                <w:color w:val="auto"/>
+                <w:sz w:val="20"/>
+                <w:szCs w:val="20"/>
+                <w:lang w:val="uk-UA"/>
+              </w:rPr>
+            </w:pPr>
+          </w:p>
+        </w:tc>
+        <w:tc>
+          <w:tcPr>
+            <w:tcW w:w="1985" w:type="dxa"/>
+            <w:tcBorders>
+              <w:top w:val="single" w:sz="4" w:space="0" w:color="000000"/>
+              <w:left w:val="single" w:sz="4" w:space="0" w:color="000000"/>
+              <w:bottom w:val="single" w:sz="4" w:space="0" w:color="000000"/>
+              <w:right w:val="single" w:sz="4" w:space="0" w:color="000000"/>
+            </w:tcBorders>
+            <w:tcMar>
+              <w:top w:w="68" w:type="dxa"/>
+              <w:left w:w="68" w:type="dxa"/>
+              <w:bottom w:w="68" w:type="dxa"/>
+              <w:right w:w="68" w:type="dxa"/>
+            </w:tcMar>
+          </w:tcPr>
+          <w:p>
+            <w:pPr>
+              <w:pStyle w:val="afff3"/>
+              <w:keepNext/>
+              <w:keepLines/>
+              <w:widowControl/>
+              <w:spacing w:line="240" w:lineRule="auto"/>
+              <w:textAlignment w:val="auto"/>
+              <w:rPr>
+                <w:color w:val="auto"/>
+                <w:sz w:val="20"/>
+                <w:szCs w:val="20"/>
+                <w:lang w:val="uk-UA"/>
+              </w:rPr>
+            </w:pPr>
+          </w:p>
+        </w:tc>
+      </w:tr>
+      <w:tr>
+        <w:trPr>
+          <w:trHeight w:val="60"/>
+        </w:trPr>
+        <w:tc>
+          <w:tcPr>
+            <w:tcW w:w="3402" w:type="dxa"/>
+            <w:tcBorders>
+              <w:top w:val="single" w:sz="4" w:space="0" w:color="000000"/>
+              <w:left w:val="single" w:sz="4" w:space="0" w:color="000000"/>
+              <w:bottom w:val="single" w:sz="4" w:space="0" w:color="000000"/>
+              <w:right w:val="single" w:sz="4" w:space="0" w:color="000000"/>
+            </w:tcBorders>
+            <w:tcMar>
+              <w:top w:w="68" w:type="dxa"/>
+              <w:left w:w="68" w:type="dxa"/>
+              <w:bottom w:w="68" w:type="dxa"/>
+              <w:right w:w="68" w:type="dxa"/>
+            </w:tcMar>
+          </w:tcPr>
+          <w:p>
+            <w:pPr>
+              <w:pStyle w:val="afff3"/>
+              <w:keepNext/>
+              <w:keepLines/>
+              <w:widowControl/>
+              <w:spacing w:line="240" w:lineRule="auto"/>
+              <w:textAlignment w:val="auto"/>
+              <w:rPr>
+                <w:color w:val="auto"/>
+                <w:sz w:val="20"/>
+                <w:szCs w:val="20"/>
+                <w:lang w:val="uk-UA"/>
+              </w:rPr>
+            </w:pPr>
+          </w:p>
+        </w:tc>
+        <w:tc>
+          <w:tcPr>
+            <w:tcW w:w="4536" w:type="dxa"/>
+            <w:tcBorders>
+              <w:top w:val="single" w:sz="4" w:space="0" w:color="000000"/>
+              <w:left w:val="single" w:sz="4" w:space="0" w:color="000000"/>
+              <w:bottom w:val="single" w:sz="4" w:space="0" w:color="000000"/>
+              <w:right w:val="single" w:sz="4" w:space="0" w:color="000000"/>
+            </w:tcBorders>
+            <w:tcMar>
+              <w:top w:w="68" w:type="dxa"/>
+              <w:left w:w="68" w:type="dxa"/>
+              <w:bottom w:w="68" w:type="dxa"/>
+              <w:right w:w="68" w:type="dxa"/>
+            </w:tcMar>
+          </w:tcPr>
+          <w:p>
+            <w:pPr>
+              <w:pStyle w:val="afff3"/>
+              <w:keepNext/>
+              <w:keepLines/>
+              <w:widowControl/>
+              <w:spacing w:line="240" w:lineRule="auto"/>
+              <w:textAlignment w:val="auto"/>
+              <w:rPr>
+                <w:color w:val="auto"/>
+                <w:sz w:val="20"/>
+                <w:szCs w:val="20"/>
+                <w:lang w:val="uk-UA"/>
+              </w:rPr>
+            </w:pPr>
+          </w:p>
+        </w:tc>
+        <w:tc>
+          <w:tcPr>
+            <w:tcW w:w="5245" w:type="dxa"/>
+            <w:tcBorders>
+              <w:top w:val="single" w:sz="4" w:space="0" w:color="000000"/>
+              <w:left w:val="single" w:sz="4" w:space="0" w:color="000000"/>
+              <w:bottom w:val="single" w:sz="4" w:space="0" w:color="000000"/>
+              <w:right w:val="single" w:sz="4" w:space="0" w:color="000000"/>
+            </w:tcBorders>
+            <w:tcMar>
+              <w:top w:w="68" w:type="dxa"/>
+              <w:left w:w="68" w:type="dxa"/>
+              <w:bottom w:w="68" w:type="dxa"/>
+              <w:right w:w="68" w:type="dxa"/>
+            </w:tcMar>
+          </w:tcPr>
+          <w:p>
+            <w:pPr>
+              <w:pStyle w:val="afff3"/>
+              <w:keepNext/>
+              <w:keepLines/>
+              <w:widowControl/>
+              <w:spacing w:line="240" w:lineRule="auto"/>
+              <w:textAlignment w:val="auto"/>
+              <w:rPr>
+                <w:color w:val="auto"/>
+                <w:sz w:val="20"/>
+                <w:szCs w:val="20"/>
+                <w:lang w:val="uk-UA"/>
+              </w:rPr>
+            </w:pPr>
+          </w:p>
+        </w:tc>
+        <w:tc>
+          <w:tcPr>
+            <w:tcW w:w="1985" w:type="dxa"/>
+            <w:tcBorders>
+              <w:top w:val="single" w:sz="4" w:space="0" w:color="000000"/>
+              <w:left w:val="single" w:sz="4" w:space="0" w:color="000000"/>
+              <w:bottom w:val="single" w:sz="4" w:space="0" w:color="000000"/>
+              <w:right w:val="single" w:sz="4" w:space="0" w:color="000000"/>
+            </w:tcBorders>
+            <w:tcMar>
+              <w:top w:w="68" w:type="dxa"/>
+              <w:left w:w="68" w:type="dxa"/>
+              <w:bottom w:w="68" w:type="dxa"/>
+              <w:right w:w="68" w:type="dxa"/>
+            </w:tcMar>
+          </w:tcPr>
+          <w:p>
+            <w:pPr>
+              <w:pStyle w:val="afff3"/>
+              <w:keepNext/>
+              <w:keepLines/>
+              <w:widowControl/>
+              <w:spacing w:line="240" w:lineRule="auto"/>
+              <w:textAlignment w:val="auto"/>
+              <w:rPr>
+                <w:color w:val="auto"/>
+                <w:sz w:val="20"/>
+                <w:szCs w:val="20"/>
+                <w:lang w:val="uk-UA"/>
+              </w:rPr>
+            </w:pPr>
           </w:p>
         </w:tc>
       </w:tr>
